--- a/docs/labs/pr12/dk/reports/0104-pz02-dk.docx
+++ b/docs/labs/pr12/dk/reports/0104-pz02-dk.docx
@@ -860,6 +860,11 @@
       </w:r>
     </w:p>
     <w:p>
+      <w:r>
+        <w:t>19.10.2026 проверяющим назначен Тимофей Патрушев; назначение не является фактом проведённого review. Текущий порядок действий — review/TIMOFEY_REVIEW_GUIDE_RU.md.</w:t>
+      </w:r>
+    </w:p>
+    <w:p>
       <w:pPr>
         <w:pStyle w:val="1"/>
       </w:pPr>
@@ -1052,7 +1057,7 @@
                 <w:b w:val="0"/>
                 <w:sz w:val="20"/>
               </w:rPr>
-              <w:t>pr12-bootstrap-20261017-v2 → 94b78199c202a31bcb63326ae7f2a4748aa29360; bootstrap PR2 unmerged</w:t>
+              <w:t>pr12-bootstrap-20261017-v2 → 94b78199c202a31bcb63326ae7f2a4748aa29360; bootstrap PR #2 merged 19.10.2026 09:04 UTC</w:t>
             </w:r>
           </w:p>
         </w:tc>
@@ -2565,7 +2570,7 @@
     </w:p>
     <w:p>
       <w:r>
-        <w:t xml:space="preserve">DK→TP candidatePR10/adfbfc33...; NB→DK candidatePR16/2cd7c032e8ede98c75181599b440e97657bff197. Переданы конкретные steps contract/substitution/map/build/normal/error/boundary и protocol fields. Реальные student checks пока </w:t>
+        <w:t xml:space="preserve">DK→TP candidatePR10/adfbfc33...; TP→DK: текущий head PR #19, который проверяющий фиксирует перед запуском по review/TIMOFEY_REVIEW_GUIDE_RU.md. Переданы конкретные steps contract/substitution/map/build/normal/error/boundary и protocol fields. Реальные student checks пока </w:t>
       </w:r>
       <w:r>
         <w:rPr>
@@ -2620,7 +2625,7 @@
     </w:p>
     <w:p>
       <w:r>
-        <w:t>Команды / действия: Дмитрий лично проверяет чужой Processing contract/consumer/substitution/map и выполняет его реальные normal/error/boundary commands из TP README на adfbfc33...; сохраняет actual protocol. NB отдельно выполняет такую проверку IAM на2cd7c03. После действий показать module protocol с reviewer/date/commit/commands/remarks/retest. Сейчас NOT PERFORMED; не создавать изображение с выдуманным результатом.</w:t>
+        <w:t>Команды / действия: Дмитрий лично проверяет чужой Processing contract/consumer/substitution/map и выполняет его реальные normal/error/boundary commands из TP README на adfbfc33...; сохраняет actual protocol. Тимофей Патрушев отдельно проверяет IAM на текущем head PR #19, фиксируя actual full SHA по review/TIMOFEY_REVIEW_GUIDE_RU.md. После действий показать module protocol с reviewer/date/commit/commands/remarks/retest. Сейчас NOT PERFORMED; не создавать изображение с выдуманным результатом.</w:t>
       </w:r>
     </w:p>
     <w:p>

--- a/docs/labs/pr12/dk/reports/0104-pz02-dk.docx
+++ b/docs/labs/pr12/dk/reports/0104-pz02-dk.docx
@@ -861,7 +861,7 @@
     </w:p>
     <w:p>
       <w:r>
-        <w:t>19.10.2026 проверяющим назначен Тимофей Патрушев; назначение не является фактом проведённого review. Текущий порядок действий — review/TIMOFEY_REVIEW_GUIDE_RU.md.</w:t>
+        <w:t>19.10.2026 Tim1hik опубликовал ревью с пометкой «Codex по делегации Тимофея Патрушева»: код APPROVED_FOR_SCOPE (PR12–18), отчёты CHANGES_REQUIRED (PR19). Данная редакция исправляет DK-REV-001/002; авторская проверка и точные хеши — в review/corrections-20261019. По прямому решению Дмитрия повторный approval не требуется; merge допускается владельцем после проверок. Это не личная учебная взаимопроверка, не сдача и не формальная приёмка Project OS.</w:t>
       </w:r>
     </w:p>
     <w:p>
@@ -876,18 +876,28 @@
       <w:tblPr>
         <w:tblStyle w:val="af4"/>
         <w:tblW w:type="auto" w:w="0"/>
+        <w:tblLayout w:type="fixed"/>
         <w:tblLook w:firstColumn="1" w:firstRow="1" w:lastColumn="0" w:lastRow="0" w:noHBand="0" w:noVBand="1" w:val="04A0"/>
       </w:tblPr>
       <w:tblGrid>
-        <w:gridCol w:w="4677"/>
-        <w:gridCol w:w="4677"/>
+        <w:gridCol w:w="2619"/>
+        <w:gridCol w:w="6736"/>
       </w:tblGrid>
       <w:tr>
-        <w:tc>
-          <w:tcPr>
-            <w:tcW w:type="dxa" w:w="4677"/>
-          </w:tcPr>
-          <w:p>
+        <w:trPr>
+          <w:cantSplit/>
+          <w:tblHeader/>
+        </w:trPr>
+        <w:tc>
+          <w:tcPr>
+            <w:tcW w:type="dxa" w:w="2619"/>
+          </w:tcPr>
+          <w:p>
+            <w:pPr>
+              <w:spacing w:before="0" w:after="60" w:line="264" w:lineRule="auto"/>
+              <w:ind w:firstLine="0" w:left="0" w:right="0"/>
+              <w:jc w:val="left"/>
+            </w:pPr>
             <w:r>
               <w:rPr>
                 <w:b/>
@@ -899,9 +909,14 @@
         </w:tc>
         <w:tc>
           <w:tcPr>
-            <w:tcW w:type="dxa" w:w="4677"/>
-          </w:tcPr>
-          <w:p>
+            <w:tcW w:type="dxa" w:w="6736"/>
+          </w:tcPr>
+          <w:p>
+            <w:pPr>
+              <w:spacing w:before="0" w:after="60" w:line="264" w:lineRule="auto"/>
+              <w:ind w:firstLine="0" w:left="0" w:right="0"/>
+              <w:jc w:val="left"/>
+            </w:pPr>
             <w:r>
               <w:rPr>
                 <w:b/>
@@ -913,11 +928,19 @@
         </w:tc>
       </w:tr>
       <w:tr>
-        <w:tc>
-          <w:tcPr>
-            <w:tcW w:type="dxa" w:w="4677"/>
-          </w:tcPr>
-          <w:p>
+        <w:trPr>
+          <w:cantSplit/>
+        </w:trPr>
+        <w:tc>
+          <w:tcPr>
+            <w:tcW w:type="dxa" w:w="2619"/>
+          </w:tcPr>
+          <w:p>
+            <w:pPr>
+              <w:spacing w:before="0" w:after="60" w:line="264" w:lineRule="auto"/>
+              <w:ind w:firstLine="0" w:left="0" w:right="0"/>
+              <w:jc w:val="left"/>
+            </w:pPr>
             <w:r>
               <w:rPr>
                 <w:b w:val="0"/>
@@ -929,25 +952,38 @@
         </w:tc>
         <w:tc>
           <w:tcPr>
-            <w:tcW w:type="dxa" w:w="4677"/>
-          </w:tcPr>
-          <w:p>
+            <w:tcW w:type="dxa" w:w="6736"/>
+          </w:tcPr>
+          <w:p>
+            <w:pPr>
+              <w:spacing w:before="0" w:after="60" w:line="264" w:lineRule="auto"/>
+              <w:ind w:firstLine="0" w:left="0" w:right="0"/>
+              <w:jc w:val="left"/>
+            </w:pPr>
             <w:r>
               <w:rPr>
                 <w:b w:val="0"/>
                 <w:sz w:val="20"/>
               </w:rPr>
-              <w:t>Дмитрий Карачебан; код, проверки и текст подготовлены агентом Codex по прямому поручению, отдельный человек review ещё не выполнял</w:t>
+              <w:t>Дмитрий Карачебан; код, проверки и текст подготовлены Codex по поручению. Независимое техническое ревью выполнено Codex по делегации Тимофея; личные учебные проверки отдельно не засвидетельствованы</w:t>
             </w:r>
           </w:p>
         </w:tc>
       </w:tr>
       <w:tr>
-        <w:tc>
-          <w:tcPr>
-            <w:tcW w:type="dxa" w:w="4677"/>
-          </w:tcPr>
-          <w:p>
+        <w:trPr>
+          <w:cantSplit/>
+        </w:trPr>
+        <w:tc>
+          <w:tcPr>
+            <w:tcW w:type="dxa" w:w="2619"/>
+          </w:tcPr>
+          <w:p>
+            <w:pPr>
+              <w:spacing w:before="0" w:after="60" w:line="264" w:lineRule="auto"/>
+              <w:ind w:firstLine="0" w:left="0" w:right="0"/>
+              <w:jc w:val="left"/>
+            </w:pPr>
             <w:r>
               <w:rPr>
                 <w:b w:val="0"/>
@@ -959,9 +995,14 @@
         </w:tc>
         <w:tc>
           <w:tcPr>
-            <w:tcW w:type="dxa" w:w="4677"/>
-          </w:tcPr>
-          <w:p>
+            <w:tcW w:type="dxa" w:w="6736"/>
+          </w:tcPr>
+          <w:p>
+            <w:pPr>
+              <w:spacing w:before="0" w:after="60" w:line="264" w:lineRule="auto"/>
+              <w:ind w:firstLine="0" w:left="0" w:right="0"/>
+              <w:jc w:val="left"/>
+            </w:pPr>
             <w:r>
               <w:rPr>
                 <w:b w:val="0"/>
@@ -973,11 +1014,19 @@
         </w:tc>
       </w:tr>
       <w:tr>
-        <w:tc>
-          <w:tcPr>
-            <w:tcW w:type="dxa" w:w="4677"/>
-          </w:tcPr>
-          <w:p>
+        <w:trPr>
+          <w:cantSplit/>
+        </w:trPr>
+        <w:tc>
+          <w:tcPr>
+            <w:tcW w:type="dxa" w:w="2619"/>
+          </w:tcPr>
+          <w:p>
+            <w:pPr>
+              <w:spacing w:before="0" w:after="60" w:line="264" w:lineRule="auto"/>
+              <w:ind w:firstLine="0" w:left="0" w:right="0"/>
+              <w:jc w:val="left"/>
+            </w:pPr>
             <w:r>
               <w:rPr>
                 <w:b w:val="0"/>
@@ -989,9 +1038,14 @@
         </w:tc>
         <w:tc>
           <w:tcPr>
-            <w:tcW w:type="dxa" w:w="4677"/>
-          </w:tcPr>
-          <w:p>
+            <w:tcW w:type="dxa" w:w="6736"/>
+          </w:tcPr>
+          <w:p>
+            <w:pPr>
+              <w:spacing w:before="0" w:after="60" w:line="264" w:lineRule="auto"/>
+              <w:ind w:firstLine="0" w:left="0" w:right="0"/>
+              <w:jc w:val="left"/>
+            </w:pPr>
             <w:r>
               <w:rPr>
                 <w:b w:val="0"/>
@@ -1003,11 +1057,19 @@
         </w:tc>
       </w:tr>
       <w:tr>
-        <w:tc>
-          <w:tcPr>
-            <w:tcW w:type="dxa" w:w="4677"/>
-          </w:tcPr>
-          <w:p>
+        <w:trPr>
+          <w:cantSplit/>
+        </w:trPr>
+        <w:tc>
+          <w:tcPr>
+            <w:tcW w:type="dxa" w:w="2619"/>
+          </w:tcPr>
+          <w:p>
+            <w:pPr>
+              <w:spacing w:before="0" w:after="60" w:line="264" w:lineRule="auto"/>
+              <w:ind w:firstLine="0" w:left="0" w:right="0"/>
+              <w:jc w:val="left"/>
+            </w:pPr>
             <w:r>
               <w:rPr>
                 <w:b w:val="0"/>
@@ -1019,9 +1081,14 @@
         </w:tc>
         <w:tc>
           <w:tcPr>
-            <w:tcW w:type="dxa" w:w="4677"/>
-          </w:tcPr>
-          <w:p>
+            <w:tcW w:type="dxa" w:w="6736"/>
+          </w:tcPr>
+          <w:p>
+            <w:pPr>
+              <w:spacing w:before="0" w:after="60" w:line="264" w:lineRule="auto"/>
+              <w:ind w:firstLine="0" w:left="0" w:right="0"/>
+              <w:jc w:val="left"/>
+            </w:pPr>
             <w:r>
               <w:rPr>
                 <w:b w:val="0"/>
@@ -1033,11 +1100,19 @@
         </w:tc>
       </w:tr>
       <w:tr>
-        <w:tc>
-          <w:tcPr>
-            <w:tcW w:type="dxa" w:w="4677"/>
-          </w:tcPr>
-          <w:p>
+        <w:trPr>
+          <w:cantSplit/>
+        </w:trPr>
+        <w:tc>
+          <w:tcPr>
+            <w:tcW w:type="dxa" w:w="2619"/>
+          </w:tcPr>
+          <w:p>
+            <w:pPr>
+              <w:spacing w:before="0" w:after="60" w:line="264" w:lineRule="auto"/>
+              <w:ind w:firstLine="0" w:left="0" w:right="0"/>
+              <w:jc w:val="left"/>
+            </w:pPr>
             <w:r>
               <w:rPr>
                 <w:b w:val="0"/>
@@ -1049,9 +1124,14 @@
         </w:tc>
         <w:tc>
           <w:tcPr>
-            <w:tcW w:type="dxa" w:w="4677"/>
-          </w:tcPr>
-          <w:p>
+            <w:tcW w:type="dxa" w:w="6736"/>
+          </w:tcPr>
+          <w:p>
+            <w:pPr>
+              <w:spacing w:before="0" w:after="60" w:line="264" w:lineRule="auto"/>
+              <w:ind w:firstLine="0" w:left="0" w:right="0"/>
+              <w:jc w:val="left"/>
+            </w:pPr>
             <w:r>
               <w:rPr>
                 <w:b w:val="0"/>
@@ -1063,11 +1143,19 @@
         </w:tc>
       </w:tr>
       <w:tr>
-        <w:tc>
-          <w:tcPr>
-            <w:tcW w:type="dxa" w:w="4677"/>
-          </w:tcPr>
-          <w:p>
+        <w:trPr>
+          <w:cantSplit/>
+        </w:trPr>
+        <w:tc>
+          <w:tcPr>
+            <w:tcW w:type="dxa" w:w="2619"/>
+          </w:tcPr>
+          <w:p>
+            <w:pPr>
+              <w:spacing w:before="0" w:after="60" w:line="264" w:lineRule="auto"/>
+              <w:ind w:firstLine="0" w:left="0" w:right="0"/>
+              <w:jc w:val="left"/>
+            </w:pPr>
             <w:r>
               <w:rPr>
                 <w:b w:val="0"/>
@@ -1079,9 +1167,14 @@
         </w:tc>
         <w:tc>
           <w:tcPr>
-            <w:tcW w:type="dxa" w:w="4677"/>
-          </w:tcPr>
-          <w:p>
+            <w:tcW w:type="dxa" w:w="6736"/>
+          </w:tcPr>
+          <w:p>
+            <w:pPr>
+              <w:spacing w:before="0" w:after="60" w:line="264" w:lineRule="auto"/>
+              <w:ind w:firstLine="0" w:left="0" w:right="0"/>
+              <w:jc w:val="left"/>
+            </w:pPr>
             <w:r>
               <w:rPr>
                 <w:b w:val="0"/>
@@ -1093,11 +1186,19 @@
         </w:tc>
       </w:tr>
       <w:tr>
-        <w:tc>
-          <w:tcPr>
-            <w:tcW w:type="dxa" w:w="4677"/>
-          </w:tcPr>
-          <w:p>
+        <w:trPr>
+          <w:cantSplit/>
+        </w:trPr>
+        <w:tc>
+          <w:tcPr>
+            <w:tcW w:type="dxa" w:w="2619"/>
+          </w:tcPr>
+          <w:p>
+            <w:pPr>
+              <w:spacing w:before="0" w:after="60" w:line="264" w:lineRule="auto"/>
+              <w:ind w:firstLine="0" w:left="0" w:right="0"/>
+              <w:jc w:val="left"/>
+            </w:pPr>
             <w:r>
               <w:rPr>
                 <w:b w:val="0"/>
@@ -1109,9 +1210,14 @@
         </w:tc>
         <w:tc>
           <w:tcPr>
-            <w:tcW w:type="dxa" w:w="4677"/>
-          </w:tcPr>
-          <w:p>
+            <w:tcW w:type="dxa" w:w="6736"/>
+          </w:tcPr>
+          <w:p>
+            <w:pPr>
+              <w:spacing w:before="0" w:after="60" w:line="264" w:lineRule="auto"/>
+              <w:ind w:firstLine="0" w:left="0" w:right="0"/>
+              <w:jc w:val="left"/>
+            </w:pPr>
             <w:r>
               <w:rPr>
                 <w:b w:val="0"/>
@@ -1123,11 +1229,19 @@
         </w:tc>
       </w:tr>
       <w:tr>
-        <w:tc>
-          <w:tcPr>
-            <w:tcW w:type="dxa" w:w="4677"/>
-          </w:tcPr>
-          <w:p>
+        <w:trPr>
+          <w:cantSplit/>
+        </w:trPr>
+        <w:tc>
+          <w:tcPr>
+            <w:tcW w:type="dxa" w:w="2619"/>
+          </w:tcPr>
+          <w:p>
+            <w:pPr>
+              <w:spacing w:before="0" w:after="60" w:line="264" w:lineRule="auto"/>
+              <w:ind w:firstLine="0" w:left="0" w:right="0"/>
+              <w:jc w:val="left"/>
+            </w:pPr>
             <w:r>
               <w:rPr>
                 <w:b w:val="0"/>
@@ -1139,9 +1253,14 @@
         </w:tc>
         <w:tc>
           <w:tcPr>
-            <w:tcW w:type="dxa" w:w="4677"/>
-          </w:tcPr>
-          <w:p>
+            <w:tcW w:type="dxa" w:w="6736"/>
+          </w:tcPr>
+          <w:p>
+            <w:pPr>
+              <w:spacing w:before="0" w:after="60" w:line="264" w:lineRule="auto"/>
+              <w:ind w:firstLine="0" w:left="0" w:right="0"/>
+              <w:jc w:val="left"/>
+            </w:pPr>
             <w:r>
               <w:rPr>
                 <w:b w:val="0"/>
@@ -1153,11 +1272,19 @@
         </w:tc>
       </w:tr>
       <w:tr>
-        <w:tc>
-          <w:tcPr>
-            <w:tcW w:type="dxa" w:w="4677"/>
-          </w:tcPr>
-          <w:p>
+        <w:trPr>
+          <w:cantSplit/>
+        </w:trPr>
+        <w:tc>
+          <w:tcPr>
+            <w:tcW w:type="dxa" w:w="2619"/>
+          </w:tcPr>
+          <w:p>
+            <w:pPr>
+              <w:spacing w:before="0" w:after="60" w:line="264" w:lineRule="auto"/>
+              <w:ind w:firstLine="0" w:left="0" w:right="0"/>
+              <w:jc w:val="left"/>
+            </w:pPr>
             <w:r>
               <w:rPr>
                 <w:b w:val="0"/>
@@ -1169,9 +1296,14 @@
         </w:tc>
         <w:tc>
           <w:tcPr>
-            <w:tcW w:type="dxa" w:w="4677"/>
-          </w:tcPr>
-          <w:p>
+            <w:tcW w:type="dxa" w:w="6736"/>
+          </w:tcPr>
+          <w:p>
+            <w:pPr>
+              <w:spacing w:before="0" w:after="60" w:line="264" w:lineRule="auto"/>
+              <w:ind w:firstLine="0" w:left="0" w:right="0"/>
+              <w:jc w:val="left"/>
+            </w:pPr>
             <w:r>
               <w:rPr>
                 <w:b w:val="0"/>
@@ -1183,11 +1315,19 @@
         </w:tc>
       </w:tr>
       <w:tr>
-        <w:tc>
-          <w:tcPr>
-            <w:tcW w:type="dxa" w:w="4677"/>
-          </w:tcPr>
-          <w:p>
+        <w:trPr>
+          <w:cantSplit/>
+        </w:trPr>
+        <w:tc>
+          <w:tcPr>
+            <w:tcW w:type="dxa" w:w="2619"/>
+          </w:tcPr>
+          <w:p>
+            <w:pPr>
+              <w:spacing w:before="0" w:after="60" w:line="264" w:lineRule="auto"/>
+              <w:ind w:firstLine="0" w:left="0" w:right="0"/>
+              <w:jc w:val="left"/>
+            </w:pPr>
             <w:r>
               <w:rPr>
                 <w:b w:val="0"/>
@@ -1199,9 +1339,14 @@
         </w:tc>
         <w:tc>
           <w:tcPr>
-            <w:tcW w:type="dxa" w:w="4677"/>
-          </w:tcPr>
-          <w:p>
+            <w:tcW w:type="dxa" w:w="6736"/>
+          </w:tcPr>
+          <w:p>
+            <w:pPr>
+              <w:spacing w:before="0" w:after="60" w:line="264" w:lineRule="auto"/>
+              <w:ind w:firstLine="0" w:left="0" w:right="0"/>
+              <w:jc w:val="left"/>
+            </w:pPr>
             <w:r>
               <w:rPr>
                 <w:b w:val="0"/>
@@ -1213,11 +1358,19 @@
         </w:tc>
       </w:tr>
       <w:tr>
-        <w:tc>
-          <w:tcPr>
-            <w:tcW w:type="dxa" w:w="4677"/>
-          </w:tcPr>
-          <w:p>
+        <w:trPr>
+          <w:cantSplit/>
+        </w:trPr>
+        <w:tc>
+          <w:tcPr>
+            <w:tcW w:type="dxa" w:w="2619"/>
+          </w:tcPr>
+          <w:p>
+            <w:pPr>
+              <w:spacing w:before="0" w:after="60" w:line="264" w:lineRule="auto"/>
+              <w:ind w:firstLine="0" w:left="0" w:right="0"/>
+              <w:jc w:val="left"/>
+            </w:pPr>
             <w:r>
               <w:rPr>
                 <w:b w:val="0"/>
@@ -1229,9 +1382,14 @@
         </w:tc>
         <w:tc>
           <w:tcPr>
-            <w:tcW w:type="dxa" w:w="4677"/>
-          </w:tcPr>
-          <w:p>
+            <w:tcW w:type="dxa" w:w="6736"/>
+          </w:tcPr>
+          <w:p>
+            <w:pPr>
+              <w:spacing w:before="0" w:after="60" w:line="264" w:lineRule="auto"/>
+              <w:ind w:firstLine="0" w:left="0" w:right="0"/>
+              <w:jc w:val="left"/>
+            </w:pPr>
             <w:r>
               <w:rPr>
                 <w:b w:val="0"/>
@@ -1319,18 +1477,28 @@
       <w:tblPr>
         <w:tblStyle w:val="af4"/>
         <w:tblW w:type="auto" w:w="0"/>
+        <w:tblLayout w:type="fixed"/>
         <w:tblLook w:firstColumn="1" w:firstRow="1" w:lastColumn="0" w:lastRow="0" w:noHBand="0" w:noVBand="1" w:val="04A0"/>
       </w:tblPr>
       <w:tblGrid>
-        <w:gridCol w:w="4677"/>
-        <w:gridCol w:w="4677"/>
+        <w:gridCol w:w="2619"/>
+        <w:gridCol w:w="6736"/>
       </w:tblGrid>
       <w:tr>
-        <w:tc>
-          <w:tcPr>
-            <w:tcW w:type="dxa" w:w="4677"/>
-          </w:tcPr>
-          <w:p>
+        <w:trPr>
+          <w:cantSplit/>
+          <w:tblHeader/>
+        </w:trPr>
+        <w:tc>
+          <w:tcPr>
+            <w:tcW w:type="dxa" w:w="2619"/>
+          </w:tcPr>
+          <w:p>
+            <w:pPr>
+              <w:spacing w:before="0" w:after="60" w:line="264" w:lineRule="auto"/>
+              <w:ind w:firstLine="0" w:left="0" w:right="0"/>
+              <w:jc w:val="left"/>
+            </w:pPr>
             <w:r>
               <w:rPr>
                 <w:b/>
@@ -1342,9 +1510,14 @@
         </w:tc>
         <w:tc>
           <w:tcPr>
-            <w:tcW w:type="dxa" w:w="4677"/>
-          </w:tcPr>
-          <w:p>
+            <w:tcW w:type="dxa" w:w="6736"/>
+          </w:tcPr>
+          <w:p>
+            <w:pPr>
+              <w:spacing w:before="0" w:after="60" w:line="264" w:lineRule="auto"/>
+              <w:ind w:firstLine="0" w:left="0" w:right="0"/>
+              <w:jc w:val="left"/>
+            </w:pPr>
             <w:r>
               <w:rPr>
                 <w:b/>
@@ -1356,11 +1529,19 @@
         </w:tc>
       </w:tr>
       <w:tr>
-        <w:tc>
-          <w:tcPr>
-            <w:tcW w:type="dxa" w:w="4677"/>
-          </w:tcPr>
-          <w:p>
+        <w:trPr>
+          <w:cantSplit/>
+        </w:trPr>
+        <w:tc>
+          <w:tcPr>
+            <w:tcW w:type="dxa" w:w="2619"/>
+          </w:tcPr>
+          <w:p>
+            <w:pPr>
+              <w:spacing w:before="0" w:after="60" w:line="264" w:lineRule="auto"/>
+              <w:ind w:firstLine="0" w:left="0" w:right="0"/>
+              <w:jc w:val="left"/>
+            </w:pPr>
             <w:r>
               <w:rPr>
                 <w:b w:val="0"/>
@@ -1372,9 +1553,14 @@
         </w:tc>
         <w:tc>
           <w:tcPr>
-            <w:tcW w:type="dxa" w:w="4677"/>
-          </w:tcPr>
-          <w:p>
+            <w:tcW w:type="dxa" w:w="6736"/>
+          </w:tcPr>
+          <w:p>
+            <w:pPr>
+              <w:spacing w:before="0" w:after="60" w:line="264" w:lineRule="auto"/>
+              <w:ind w:firstLine="0" w:left="0" w:right="0"/>
+              <w:jc w:val="left"/>
+            </w:pPr>
             <w:r>
               <w:rPr>
                 <w:b w:val="0"/>
@@ -1386,11 +1572,19 @@
         </w:tc>
       </w:tr>
       <w:tr>
-        <w:tc>
-          <w:tcPr>
-            <w:tcW w:type="dxa" w:w="4677"/>
-          </w:tcPr>
-          <w:p>
+        <w:trPr>
+          <w:cantSplit/>
+        </w:trPr>
+        <w:tc>
+          <w:tcPr>
+            <w:tcW w:type="dxa" w:w="2619"/>
+          </w:tcPr>
+          <w:p>
+            <w:pPr>
+              <w:spacing w:before="0" w:after="60" w:line="264" w:lineRule="auto"/>
+              <w:ind w:firstLine="0" w:left="0" w:right="0"/>
+              <w:jc w:val="left"/>
+            </w:pPr>
             <w:r>
               <w:rPr>
                 <w:b w:val="0"/>
@@ -1402,9 +1596,14 @@
         </w:tc>
         <w:tc>
           <w:tcPr>
-            <w:tcW w:type="dxa" w:w="4677"/>
-          </w:tcPr>
-          <w:p>
+            <w:tcW w:type="dxa" w:w="6736"/>
+          </w:tcPr>
+          <w:p>
+            <w:pPr>
+              <w:spacing w:before="0" w:after="60" w:line="264" w:lineRule="auto"/>
+              <w:ind w:firstLine="0" w:left="0" w:right="0"/>
+              <w:jc w:val="left"/>
+            </w:pPr>
             <w:r>
               <w:rPr>
                 <w:b w:val="0"/>
@@ -1416,11 +1615,19 @@
         </w:tc>
       </w:tr>
       <w:tr>
-        <w:tc>
-          <w:tcPr>
-            <w:tcW w:type="dxa" w:w="4677"/>
-          </w:tcPr>
-          <w:p>
+        <w:trPr>
+          <w:cantSplit/>
+        </w:trPr>
+        <w:tc>
+          <w:tcPr>
+            <w:tcW w:type="dxa" w:w="2619"/>
+          </w:tcPr>
+          <w:p>
+            <w:pPr>
+              <w:spacing w:before="0" w:after="60" w:line="264" w:lineRule="auto"/>
+              <w:ind w:firstLine="0" w:left="0" w:right="0"/>
+              <w:jc w:val="left"/>
+            </w:pPr>
             <w:r>
               <w:rPr>
                 <w:b w:val="0"/>
@@ -1432,9 +1639,14 @@
         </w:tc>
         <w:tc>
           <w:tcPr>
-            <w:tcW w:type="dxa" w:w="4677"/>
-          </w:tcPr>
-          <w:p>
+            <w:tcW w:type="dxa" w:w="6736"/>
+          </w:tcPr>
+          <w:p>
+            <w:pPr>
+              <w:spacing w:before="0" w:after="60" w:line="264" w:lineRule="auto"/>
+              <w:ind w:firstLine="0" w:left="0" w:right="0"/>
+              <w:jc w:val="left"/>
+            </w:pPr>
             <w:r>
               <w:rPr>
                 <w:b w:val="0"/>
@@ -1446,11 +1658,19 @@
         </w:tc>
       </w:tr>
       <w:tr>
-        <w:tc>
-          <w:tcPr>
-            <w:tcW w:type="dxa" w:w="4677"/>
-          </w:tcPr>
-          <w:p>
+        <w:trPr>
+          <w:cantSplit/>
+        </w:trPr>
+        <w:tc>
+          <w:tcPr>
+            <w:tcW w:type="dxa" w:w="2619"/>
+          </w:tcPr>
+          <w:p>
+            <w:pPr>
+              <w:spacing w:before="0" w:after="60" w:line="264" w:lineRule="auto"/>
+              <w:ind w:firstLine="0" w:left="0" w:right="0"/>
+              <w:jc w:val="left"/>
+            </w:pPr>
             <w:r>
               <w:rPr>
                 <w:b w:val="0"/>
@@ -1462,9 +1682,14 @@
         </w:tc>
         <w:tc>
           <w:tcPr>
-            <w:tcW w:type="dxa" w:w="4677"/>
-          </w:tcPr>
-          <w:p>
+            <w:tcW w:type="dxa" w:w="6736"/>
+          </w:tcPr>
+          <w:p>
+            <w:pPr>
+              <w:spacing w:before="0" w:after="60" w:line="264" w:lineRule="auto"/>
+              <w:ind w:firstLine="0" w:left="0" w:right="0"/>
+              <w:jc w:val="left"/>
+            </w:pPr>
             <w:r>
               <w:rPr>
                 <w:b w:val="0"/>
@@ -1476,11 +1701,19 @@
         </w:tc>
       </w:tr>
       <w:tr>
-        <w:tc>
-          <w:tcPr>
-            <w:tcW w:type="dxa" w:w="4677"/>
-          </w:tcPr>
-          <w:p>
+        <w:trPr>
+          <w:cantSplit/>
+        </w:trPr>
+        <w:tc>
+          <w:tcPr>
+            <w:tcW w:type="dxa" w:w="2619"/>
+          </w:tcPr>
+          <w:p>
+            <w:pPr>
+              <w:spacing w:before="0" w:after="60" w:line="264" w:lineRule="auto"/>
+              <w:ind w:firstLine="0" w:left="0" w:right="0"/>
+              <w:jc w:val="left"/>
+            </w:pPr>
             <w:r>
               <w:rPr>
                 <w:b w:val="0"/>
@@ -1492,9 +1725,14 @@
         </w:tc>
         <w:tc>
           <w:tcPr>
-            <w:tcW w:type="dxa" w:w="4677"/>
-          </w:tcPr>
-          <w:p>
+            <w:tcW w:type="dxa" w:w="6736"/>
+          </w:tcPr>
+          <w:p>
+            <w:pPr>
+              <w:spacing w:before="0" w:after="60" w:line="264" w:lineRule="auto"/>
+              <w:ind w:firstLine="0" w:left="0" w:right="0"/>
+              <w:jc w:val="left"/>
+            </w:pPr>
             <w:r>
               <w:rPr>
                 <w:b w:val="0"/>
@@ -1506,11 +1744,19 @@
         </w:tc>
       </w:tr>
       <w:tr>
-        <w:tc>
-          <w:tcPr>
-            <w:tcW w:type="dxa" w:w="4677"/>
-          </w:tcPr>
-          <w:p>
+        <w:trPr>
+          <w:cantSplit/>
+        </w:trPr>
+        <w:tc>
+          <w:tcPr>
+            <w:tcW w:type="dxa" w:w="2619"/>
+          </w:tcPr>
+          <w:p>
+            <w:pPr>
+              <w:spacing w:before="0" w:after="60" w:line="264" w:lineRule="auto"/>
+              <w:ind w:firstLine="0" w:left="0" w:right="0"/>
+              <w:jc w:val="left"/>
+            </w:pPr>
             <w:r>
               <w:rPr>
                 <w:b w:val="0"/>
@@ -1522,9 +1768,14 @@
         </w:tc>
         <w:tc>
           <w:tcPr>
-            <w:tcW w:type="dxa" w:w="4677"/>
-          </w:tcPr>
-          <w:p>
+            <w:tcW w:type="dxa" w:w="6736"/>
+          </w:tcPr>
+          <w:p>
+            <w:pPr>
+              <w:spacing w:before="0" w:after="60" w:line="264" w:lineRule="auto"/>
+              <w:ind w:firstLine="0" w:left="0" w:right="0"/>
+              <w:jc w:val="left"/>
+            </w:pPr>
             <w:r>
               <w:rPr>
                 <w:b w:val="0"/>
@@ -1536,11 +1787,19 @@
         </w:tc>
       </w:tr>
       <w:tr>
-        <w:tc>
-          <w:tcPr>
-            <w:tcW w:type="dxa" w:w="4677"/>
-          </w:tcPr>
-          <w:p>
+        <w:trPr>
+          <w:cantSplit/>
+        </w:trPr>
+        <w:tc>
+          <w:tcPr>
+            <w:tcW w:type="dxa" w:w="2619"/>
+          </w:tcPr>
+          <w:p>
+            <w:pPr>
+              <w:spacing w:before="0" w:after="60" w:line="264" w:lineRule="auto"/>
+              <w:ind w:firstLine="0" w:left="0" w:right="0"/>
+              <w:jc w:val="left"/>
+            </w:pPr>
             <w:r>
               <w:rPr>
                 <w:b w:val="0"/>
@@ -1552,9 +1811,14 @@
         </w:tc>
         <w:tc>
           <w:tcPr>
-            <w:tcW w:type="dxa" w:w="4677"/>
-          </w:tcPr>
-          <w:p>
+            <w:tcW w:type="dxa" w:w="6736"/>
+          </w:tcPr>
+          <w:p>
+            <w:pPr>
+              <w:spacing w:before="0" w:after="60" w:line="264" w:lineRule="auto"/>
+              <w:ind w:firstLine="0" w:left="0" w:right="0"/>
+              <w:jc w:val="left"/>
+            </w:pPr>
             <w:r>
               <w:rPr>
                 <w:b w:val="0"/>
@@ -1566,11 +1830,19 @@
         </w:tc>
       </w:tr>
       <w:tr>
-        <w:tc>
-          <w:tcPr>
-            <w:tcW w:type="dxa" w:w="4677"/>
-          </w:tcPr>
-          <w:p>
+        <w:trPr>
+          <w:cantSplit/>
+        </w:trPr>
+        <w:tc>
+          <w:tcPr>
+            <w:tcW w:type="dxa" w:w="2619"/>
+          </w:tcPr>
+          <w:p>
+            <w:pPr>
+              <w:spacing w:before="0" w:after="60" w:line="264" w:lineRule="auto"/>
+              <w:ind w:firstLine="0" w:left="0" w:right="0"/>
+              <w:jc w:val="left"/>
+            </w:pPr>
             <w:r>
               <w:rPr>
                 <w:b w:val="0"/>
@@ -1582,9 +1854,14 @@
         </w:tc>
         <w:tc>
           <w:tcPr>
-            <w:tcW w:type="dxa" w:w="4677"/>
-          </w:tcPr>
-          <w:p>
+            <w:tcW w:type="dxa" w:w="6736"/>
+          </w:tcPr>
+          <w:p>
+            <w:pPr>
+              <w:spacing w:before="0" w:after="60" w:line="264" w:lineRule="auto"/>
+              <w:ind w:firstLine="0" w:left="0" w:right="0"/>
+              <w:jc w:val="left"/>
+            </w:pPr>
             <w:r>
               <w:rPr>
                 <w:b w:val="0"/>
@@ -1596,11 +1873,19 @@
         </w:tc>
       </w:tr>
       <w:tr>
-        <w:tc>
-          <w:tcPr>
-            <w:tcW w:type="dxa" w:w="4677"/>
-          </w:tcPr>
-          <w:p>
+        <w:trPr>
+          <w:cantSplit/>
+        </w:trPr>
+        <w:tc>
+          <w:tcPr>
+            <w:tcW w:type="dxa" w:w="2619"/>
+          </w:tcPr>
+          <w:p>
+            <w:pPr>
+              <w:spacing w:before="0" w:after="60" w:line="264" w:lineRule="auto"/>
+              <w:ind w:firstLine="0" w:left="0" w:right="0"/>
+              <w:jc w:val="left"/>
+            </w:pPr>
             <w:r>
               <w:rPr>
                 <w:b w:val="0"/>
@@ -1612,9 +1897,14 @@
         </w:tc>
         <w:tc>
           <w:tcPr>
-            <w:tcW w:type="dxa" w:w="4677"/>
-          </w:tcPr>
-          <w:p>
+            <w:tcW w:type="dxa" w:w="6736"/>
+          </w:tcPr>
+          <w:p>
+            <w:pPr>
+              <w:spacing w:before="0" w:after="60" w:line="264" w:lineRule="auto"/>
+              <w:ind w:firstLine="0" w:left="0" w:right="0"/>
+              <w:jc w:val="left"/>
+            </w:pPr>
             <w:r>
               <w:rPr>
                 <w:b w:val="0"/>
@@ -1626,11 +1916,19 @@
         </w:tc>
       </w:tr>
       <w:tr>
-        <w:tc>
-          <w:tcPr>
-            <w:tcW w:type="dxa" w:w="4677"/>
-          </w:tcPr>
-          <w:p>
+        <w:trPr>
+          <w:cantSplit/>
+        </w:trPr>
+        <w:tc>
+          <w:tcPr>
+            <w:tcW w:type="dxa" w:w="2619"/>
+          </w:tcPr>
+          <w:p>
+            <w:pPr>
+              <w:spacing w:before="0" w:after="60" w:line="264" w:lineRule="auto"/>
+              <w:ind w:firstLine="0" w:left="0" w:right="0"/>
+              <w:jc w:val="left"/>
+            </w:pPr>
             <w:r>
               <w:rPr>
                 <w:b w:val="0"/>
@@ -1642,9 +1940,14 @@
         </w:tc>
         <w:tc>
           <w:tcPr>
-            <w:tcW w:type="dxa" w:w="4677"/>
-          </w:tcPr>
-          <w:p>
+            <w:tcW w:type="dxa" w:w="6736"/>
+          </w:tcPr>
+          <w:p>
+            <w:pPr>
+              <w:spacing w:before="0" w:after="60" w:line="264" w:lineRule="auto"/>
+              <w:ind w:firstLine="0" w:left="0" w:right="0"/>
+              <w:jc w:val="left"/>
+            </w:pPr>
             <w:r>
               <w:rPr>
                 <w:b w:val="0"/>
@@ -1689,7 +1992,7 @@
     </w:p>
     <w:p>
       <w:r>
-        <w:t>Навигация: Терминал → services/iam на 2cd7c032e8ede98c75181599b440e97657bff197; module-contract.md.</w:t>
+        <w:t>Навигация: Терминал → корень отдельного чистого clone hitpipe/hitpipe на 2cd7c032e8ede98c75181599b440e97657bff197. Go-команды явно выбирают services/iam через -C; файл контракта открывать от корня.</w:t>
       </w:r>
     </w:p>
     <w:p>
@@ -1704,7 +2007,7 @@
     </w:p>
     <w:p>
       <w:r>
-        <w:t>Команды / действия: go doc ./internal/domain/sessionpolicy; go doc ./internal/application/authenticatesession; открыть services/iam/docs/module-contract.md. Показать purpose/input/output/errors/ownership/side effects и пример, не только список сигнатур.</w:t>
+        <w:t>Команды / действия: go -C services/iam doc ./internal/domain/sessionpolicy; go -C services/iam doc ./internal/application/authenticatesession; открыть services/iam/docs/module-contract.md. Показать purpose/input/output/errors/ownership/side effects и пример, не только список сигнатур.</w:t>
       </w:r>
     </w:p>
     <w:p>
@@ -1732,7 +2035,7 @@
     </w:p>
     <w:p>
       <w:r>
-        <w:t>C1 PR14 pure SessionPolicy + safe diagnostic; C2 PR15 real application consumer and adapters; C3 PR16 verification. Branches stacked on unmerged parents, independent human review/merge pending. main protected с approval/checks; Task не Done. Pure domain imports only time, application owns interfaces and invokes Evaluate, cmd wires actual Execute. Это один product module, не одноразовая отдельная учебная копия.</w:t>
+        <w:t>C1 PR14 pure SessionPolicy + safe diagnostic; C2 PR15 real application consumer and adapters; C3 PR16 verification. Исходная подготовка использовала stacked branches; техническое ревью проведено по делегации Тимофея, текущее решение об интеграции приведено во введении. main protected с approval/checks; Task не Done. Pure domain imports only time, application owns interfaces and invokes Evaluate, cmd wires actual Execute. Это один product module, не одноразовая отдельная учебная копия.</w:t>
       </w:r>
     </w:p>
     <w:p>
@@ -1882,6 +2185,7 @@
       <w:tblPr>
         <w:tblStyle w:val="af4"/>
         <w:tblW w:type="auto" w:w="0"/>
+        <w:tblLayout w:type="fixed"/>
         <w:tblLook w:firstColumn="1" w:firstRow="1" w:lastColumn="0" w:lastRow="0" w:noHBand="0" w:noVBand="1" w:val="04A0"/>
       </w:tblPr>
       <w:tblGrid>
@@ -1890,11 +2194,20 @@
         <w:gridCol w:w="3118"/>
       </w:tblGrid>
       <w:tr>
+        <w:trPr>
+          <w:cantSplit/>
+          <w:tblHeader/>
+        </w:trPr>
         <w:tc>
           <w:tcPr>
             <w:tcW w:type="dxa" w:w="3118"/>
           </w:tcPr>
           <w:p>
+            <w:pPr>
+              <w:spacing w:before="0" w:after="60" w:line="264" w:lineRule="auto"/>
+              <w:ind w:firstLine="0" w:left="0" w:right="0"/>
+              <w:jc w:val="left"/>
+            </w:pPr>
             <w:r>
               <w:rPr>
                 <w:b/>
@@ -1909,6 +2222,11 @@
             <w:tcW w:type="dxa" w:w="3118"/>
           </w:tcPr>
           <w:p>
+            <w:pPr>
+              <w:spacing w:before="0" w:after="60" w:line="264" w:lineRule="auto"/>
+              <w:ind w:firstLine="0" w:left="0" w:right="0"/>
+              <w:jc w:val="left"/>
+            </w:pPr>
             <w:r>
               <w:rPr>
                 <w:b/>
@@ -1923,6 +2241,11 @@
             <w:tcW w:type="dxa" w:w="3118"/>
           </w:tcPr>
           <w:p>
+            <w:pPr>
+              <w:spacing w:before="0" w:after="60" w:line="264" w:lineRule="auto"/>
+              <w:ind w:firstLine="0" w:left="0" w:right="0"/>
+              <w:jc w:val="left"/>
+            </w:pPr>
             <w:r>
               <w:rPr>
                 <w:b/>
@@ -1934,11 +2257,19 @@
         </w:tc>
       </w:tr>
       <w:tr>
+        <w:trPr>
+          <w:cantSplit/>
+        </w:trPr>
         <w:tc>
           <w:tcPr>
             <w:tcW w:type="dxa" w:w="3118"/>
           </w:tcPr>
           <w:p>
+            <w:pPr>
+              <w:spacing w:before="0" w:after="60" w:line="264" w:lineRule="auto"/>
+              <w:ind w:firstLine="0" w:left="0" w:right="0"/>
+              <w:jc w:val="left"/>
+            </w:pPr>
             <w:r>
               <w:rPr>
                 <w:b w:val="0"/>
@@ -1953,6 +2284,11 @@
             <w:tcW w:type="dxa" w:w="3118"/>
           </w:tcPr>
           <w:p>
+            <w:pPr>
+              <w:spacing w:before="0" w:after="60" w:line="264" w:lineRule="auto"/>
+              <w:ind w:firstLine="0" w:left="0" w:right="0"/>
+              <w:jc w:val="left"/>
+            </w:pPr>
             <w:r>
               <w:rPr>
                 <w:b w:val="0"/>
@@ -1967,6 +2303,11 @@
             <w:tcW w:type="dxa" w:w="3118"/>
           </w:tcPr>
           <w:p>
+            <w:pPr>
+              <w:spacing w:before="0" w:after="60" w:line="264" w:lineRule="auto"/>
+              <w:ind w:firstLine="0" w:left="0" w:right="0"/>
+              <w:jc w:val="left"/>
+            </w:pPr>
             <w:r>
               <w:rPr>
                 <w:b w:val="0"/>
@@ -1978,11 +2319,19 @@
         </w:tc>
       </w:tr>
       <w:tr>
+        <w:trPr>
+          <w:cantSplit/>
+        </w:trPr>
         <w:tc>
           <w:tcPr>
             <w:tcW w:type="dxa" w:w="3118"/>
           </w:tcPr>
           <w:p>
+            <w:pPr>
+              <w:spacing w:before="0" w:after="60" w:line="264" w:lineRule="auto"/>
+              <w:ind w:firstLine="0" w:left="0" w:right="0"/>
+              <w:jc w:val="left"/>
+            </w:pPr>
             <w:r>
               <w:rPr>
                 <w:b w:val="0"/>
@@ -1997,6 +2346,11 @@
             <w:tcW w:type="dxa" w:w="3118"/>
           </w:tcPr>
           <w:p>
+            <w:pPr>
+              <w:spacing w:before="0" w:after="60" w:line="264" w:lineRule="auto"/>
+              <w:ind w:firstLine="0" w:left="0" w:right="0"/>
+              <w:jc w:val="left"/>
+            </w:pPr>
             <w:r>
               <w:rPr>
                 <w:b w:val="0"/>
@@ -2011,6 +2365,11 @@
             <w:tcW w:type="dxa" w:w="3118"/>
           </w:tcPr>
           <w:p>
+            <w:pPr>
+              <w:spacing w:before="0" w:after="60" w:line="264" w:lineRule="auto"/>
+              <w:ind w:firstLine="0" w:left="0" w:right="0"/>
+              <w:jc w:val="left"/>
+            </w:pPr>
             <w:r>
               <w:rPr>
                 <w:b w:val="0"/>
@@ -2022,11 +2381,19 @@
         </w:tc>
       </w:tr>
       <w:tr>
+        <w:trPr>
+          <w:cantSplit/>
+        </w:trPr>
         <w:tc>
           <w:tcPr>
             <w:tcW w:type="dxa" w:w="3118"/>
           </w:tcPr>
           <w:p>
+            <w:pPr>
+              <w:spacing w:before="0" w:after="60" w:line="264" w:lineRule="auto"/>
+              <w:ind w:firstLine="0" w:left="0" w:right="0"/>
+              <w:jc w:val="left"/>
+            </w:pPr>
             <w:r>
               <w:rPr>
                 <w:b w:val="0"/>
@@ -2041,6 +2408,11 @@
             <w:tcW w:type="dxa" w:w="3118"/>
           </w:tcPr>
           <w:p>
+            <w:pPr>
+              <w:spacing w:before="0" w:after="60" w:line="264" w:lineRule="auto"/>
+              <w:ind w:firstLine="0" w:left="0" w:right="0"/>
+              <w:jc w:val="left"/>
+            </w:pPr>
             <w:r>
               <w:rPr>
                 <w:b w:val="0"/>
@@ -2055,6 +2427,11 @@
             <w:tcW w:type="dxa" w:w="3118"/>
           </w:tcPr>
           <w:p>
+            <w:pPr>
+              <w:spacing w:before="0" w:after="60" w:line="264" w:lineRule="auto"/>
+              <w:ind w:firstLine="0" w:left="0" w:right="0"/>
+              <w:jc w:val="left"/>
+            </w:pPr>
             <w:r>
               <w:rPr>
                 <w:b w:val="0"/>
@@ -2066,11 +2443,19 @@
         </w:tc>
       </w:tr>
       <w:tr>
+        <w:trPr>
+          <w:cantSplit/>
+        </w:trPr>
         <w:tc>
           <w:tcPr>
             <w:tcW w:type="dxa" w:w="3118"/>
           </w:tcPr>
           <w:p>
+            <w:pPr>
+              <w:spacing w:before="0" w:after="60" w:line="264" w:lineRule="auto"/>
+              <w:ind w:firstLine="0" w:left="0" w:right="0"/>
+              <w:jc w:val="left"/>
+            </w:pPr>
             <w:r>
               <w:rPr>
                 <w:b w:val="0"/>
@@ -2085,6 +2470,11 @@
             <w:tcW w:type="dxa" w:w="3118"/>
           </w:tcPr>
           <w:p>
+            <w:pPr>
+              <w:spacing w:before="0" w:after="60" w:line="264" w:lineRule="auto"/>
+              <w:ind w:firstLine="0" w:left="0" w:right="0"/>
+              <w:jc w:val="left"/>
+            </w:pPr>
             <w:r>
               <w:rPr>
                 <w:b w:val="0"/>
@@ -2099,6 +2489,11 @@
             <w:tcW w:type="dxa" w:w="3118"/>
           </w:tcPr>
           <w:p>
+            <w:pPr>
+              <w:spacing w:before="0" w:after="60" w:line="264" w:lineRule="auto"/>
+              <w:ind w:firstLine="0" w:left="0" w:right="0"/>
+              <w:jc w:val="left"/>
+            </w:pPr>
             <w:r>
               <w:rPr>
                 <w:b w:val="0"/>
@@ -2110,11 +2505,19 @@
         </w:tc>
       </w:tr>
       <w:tr>
+        <w:trPr>
+          <w:cantSplit/>
+        </w:trPr>
         <w:tc>
           <w:tcPr>
             <w:tcW w:type="dxa" w:w="3118"/>
           </w:tcPr>
           <w:p>
+            <w:pPr>
+              <w:spacing w:before="0" w:after="60" w:line="264" w:lineRule="auto"/>
+              <w:ind w:firstLine="0" w:left="0" w:right="0"/>
+              <w:jc w:val="left"/>
+            </w:pPr>
             <w:r>
               <w:rPr>
                 <w:b w:val="0"/>
@@ -2129,6 +2532,11 @@
             <w:tcW w:type="dxa" w:w="3118"/>
           </w:tcPr>
           <w:p>
+            <w:pPr>
+              <w:spacing w:before="0" w:after="60" w:line="264" w:lineRule="auto"/>
+              <w:ind w:firstLine="0" w:left="0" w:right="0"/>
+              <w:jc w:val="left"/>
+            </w:pPr>
             <w:r>
               <w:rPr>
                 <w:b w:val="0"/>
@@ -2143,6 +2551,11 @@
             <w:tcW w:type="dxa" w:w="3118"/>
           </w:tcPr>
           <w:p>
+            <w:pPr>
+              <w:spacing w:before="0" w:after="60" w:line="264" w:lineRule="auto"/>
+              <w:ind w:firstLine="0" w:left="0" w:right="0"/>
+              <w:jc w:val="left"/>
+            </w:pPr>
             <w:r>
               <w:rPr>
                 <w:b w:val="0"/>
@@ -2232,6 +2645,7 @@
       <w:tblPr>
         <w:tblStyle w:val="af4"/>
         <w:tblW w:type="auto" w:w="0"/>
+        <w:tblLayout w:type="fixed"/>
         <w:tblLook w:firstColumn="1" w:firstRow="1" w:lastColumn="0" w:lastRow="0" w:noHBand="0" w:noVBand="1" w:val="04A0"/>
       </w:tblPr>
       <w:tblGrid>
@@ -2241,11 +2655,20 @@
         <w:gridCol w:w="2339"/>
       </w:tblGrid>
       <w:tr>
+        <w:trPr>
+          <w:cantSplit/>
+          <w:tblHeader/>
+        </w:trPr>
         <w:tc>
           <w:tcPr>
             <w:tcW w:type="dxa" w:w="2339"/>
           </w:tcPr>
           <w:p>
+            <w:pPr>
+              <w:spacing w:before="0" w:after="60" w:line="264" w:lineRule="auto"/>
+              <w:ind w:firstLine="0" w:left="0" w:right="0"/>
+              <w:jc w:val="left"/>
+            </w:pPr>
             <w:r>
               <w:rPr>
                 <w:b/>
@@ -2260,6 +2683,11 @@
             <w:tcW w:type="dxa" w:w="2339"/>
           </w:tcPr>
           <w:p>
+            <w:pPr>
+              <w:spacing w:before="0" w:after="60" w:line="264" w:lineRule="auto"/>
+              <w:ind w:firstLine="0" w:left="0" w:right="0"/>
+              <w:jc w:val="left"/>
+            </w:pPr>
             <w:r>
               <w:rPr>
                 <w:b/>
@@ -2274,6 +2702,11 @@
             <w:tcW w:type="dxa" w:w="2339"/>
           </w:tcPr>
           <w:p>
+            <w:pPr>
+              <w:spacing w:before="0" w:after="60" w:line="264" w:lineRule="auto"/>
+              <w:ind w:firstLine="0" w:left="0" w:right="0"/>
+              <w:jc w:val="left"/>
+            </w:pPr>
             <w:r>
               <w:rPr>
                 <w:b/>
@@ -2288,6 +2721,11 @@
             <w:tcW w:type="dxa" w:w="2339"/>
           </w:tcPr>
           <w:p>
+            <w:pPr>
+              <w:spacing w:before="0" w:after="60" w:line="264" w:lineRule="auto"/>
+              <w:ind w:firstLine="0" w:left="0" w:right="0"/>
+              <w:jc w:val="left"/>
+            </w:pPr>
             <w:r>
               <w:rPr>
                 <w:b/>
@@ -2299,11 +2737,19 @@
         </w:tc>
       </w:tr>
       <w:tr>
+        <w:trPr>
+          <w:cantSplit/>
+        </w:trPr>
         <w:tc>
           <w:tcPr>
             <w:tcW w:type="dxa" w:w="2339"/>
           </w:tcPr>
           <w:p>
+            <w:pPr>
+              <w:spacing w:before="0" w:after="60" w:line="264" w:lineRule="auto"/>
+              <w:ind w:firstLine="0" w:left="0" w:right="0"/>
+              <w:jc w:val="left"/>
+            </w:pPr>
             <w:r>
               <w:rPr>
                 <w:b w:val="0"/>
@@ -2318,6 +2764,11 @@
             <w:tcW w:type="dxa" w:w="2339"/>
           </w:tcPr>
           <w:p>
+            <w:pPr>
+              <w:spacing w:before="0" w:after="60" w:line="264" w:lineRule="auto"/>
+              <w:ind w:firstLine="0" w:left="0" w:right="0"/>
+              <w:jc w:val="left"/>
+            </w:pPr>
             <w:r>
               <w:rPr>
                 <w:b w:val="0"/>
@@ -2332,6 +2783,11 @@
             <w:tcW w:type="dxa" w:w="2339"/>
           </w:tcPr>
           <w:p>
+            <w:pPr>
+              <w:spacing w:before="0" w:after="60" w:line="264" w:lineRule="auto"/>
+              <w:ind w:firstLine="0" w:left="0" w:right="0"/>
+              <w:jc w:val="left"/>
+            </w:pPr>
             <w:r>
               <w:rPr>
                 <w:b w:val="0"/>
@@ -2346,6 +2802,11 @@
             <w:tcW w:type="dxa" w:w="2339"/>
           </w:tcPr>
           <w:p>
+            <w:pPr>
+              <w:spacing w:before="0" w:after="60" w:line="264" w:lineRule="auto"/>
+              <w:ind w:firstLine="0" w:left="0" w:right="0"/>
+              <w:jc w:val="left"/>
+            </w:pPr>
             <w:r>
               <w:rPr>
                 <w:b w:val="0"/>
@@ -2357,11 +2818,19 @@
         </w:tc>
       </w:tr>
       <w:tr>
+        <w:trPr>
+          <w:cantSplit/>
+        </w:trPr>
         <w:tc>
           <w:tcPr>
             <w:tcW w:type="dxa" w:w="2339"/>
           </w:tcPr>
           <w:p>
+            <w:pPr>
+              <w:spacing w:before="0" w:after="60" w:line="264" w:lineRule="auto"/>
+              <w:ind w:firstLine="0" w:left="0" w:right="0"/>
+              <w:jc w:val="left"/>
+            </w:pPr>
             <w:r>
               <w:rPr>
                 <w:b w:val="0"/>
@@ -2376,6 +2845,11 @@
             <w:tcW w:type="dxa" w:w="2339"/>
           </w:tcPr>
           <w:p>
+            <w:pPr>
+              <w:spacing w:before="0" w:after="60" w:line="264" w:lineRule="auto"/>
+              <w:ind w:firstLine="0" w:left="0" w:right="0"/>
+              <w:jc w:val="left"/>
+            </w:pPr>
             <w:r>
               <w:rPr>
                 <w:b w:val="0"/>
@@ -2390,6 +2864,11 @@
             <w:tcW w:type="dxa" w:w="2339"/>
           </w:tcPr>
           <w:p>
+            <w:pPr>
+              <w:spacing w:before="0" w:after="60" w:line="264" w:lineRule="auto"/>
+              <w:ind w:firstLine="0" w:left="0" w:right="0"/>
+              <w:jc w:val="left"/>
+            </w:pPr>
             <w:r>
               <w:rPr>
                 <w:b w:val="0"/>
@@ -2404,6 +2883,11 @@
             <w:tcW w:type="dxa" w:w="2339"/>
           </w:tcPr>
           <w:p>
+            <w:pPr>
+              <w:spacing w:before="0" w:after="60" w:line="264" w:lineRule="auto"/>
+              <w:ind w:firstLine="0" w:left="0" w:right="0"/>
+              <w:jc w:val="left"/>
+            </w:pPr>
             <w:r>
               <w:rPr>
                 <w:b w:val="0"/>
@@ -2415,11 +2899,19 @@
         </w:tc>
       </w:tr>
       <w:tr>
+        <w:trPr>
+          <w:cantSplit/>
+        </w:trPr>
         <w:tc>
           <w:tcPr>
             <w:tcW w:type="dxa" w:w="2339"/>
           </w:tcPr>
           <w:p>
+            <w:pPr>
+              <w:spacing w:before="0" w:after="60" w:line="264" w:lineRule="auto"/>
+              <w:ind w:firstLine="0" w:left="0" w:right="0"/>
+              <w:jc w:val="left"/>
+            </w:pPr>
             <w:r>
               <w:rPr>
                 <w:b w:val="0"/>
@@ -2434,6 +2926,11 @@
             <w:tcW w:type="dxa" w:w="2339"/>
           </w:tcPr>
           <w:p>
+            <w:pPr>
+              <w:spacing w:before="0" w:after="60" w:line="264" w:lineRule="auto"/>
+              <w:ind w:firstLine="0" w:left="0" w:right="0"/>
+              <w:jc w:val="left"/>
+            </w:pPr>
             <w:r>
               <w:rPr>
                 <w:b w:val="0"/>
@@ -2448,6 +2945,11 @@
             <w:tcW w:type="dxa" w:w="2339"/>
           </w:tcPr>
           <w:p>
+            <w:pPr>
+              <w:spacing w:before="0" w:after="60" w:line="264" w:lineRule="auto"/>
+              <w:ind w:firstLine="0" w:left="0" w:right="0"/>
+              <w:jc w:val="left"/>
+            </w:pPr>
             <w:r>
               <w:rPr>
                 <w:b w:val="0"/>
@@ -2462,6 +2964,11 @@
             <w:tcW w:type="dxa" w:w="2339"/>
           </w:tcPr>
           <w:p>
+            <w:pPr>
+              <w:spacing w:before="0" w:after="60" w:line="264" w:lineRule="auto"/>
+              <w:ind w:firstLine="0" w:left="0" w:right="0"/>
+              <w:jc w:val="left"/>
+            </w:pPr>
             <w:r>
               <w:rPr>
                 <w:b w:val="0"/>
@@ -2527,7 +3034,7 @@
     </w:p>
     <w:p>
       <w:r>
-        <w:t>Навигация: Терминал → services/iam на 2cd7c032e8ede98c75181599b440e97657bff197.</w:t>
+        <w:t>Навигация: Терминал → корень отдельного чистого clone hitpipe/hitpipe на 2cd7c032e8ede98c75181599b440e97657bff197. Go-команды явно выбирают services/iam через -C; файл контракта открывать от корня.</w:t>
       </w:r>
     </w:p>
     <w:p>
@@ -2542,7 +3049,7 @@
     </w:p>
     <w:p>
       <w:r>
-        <w:t>Команды / действия: git rev-parse HEAD; go test ./internal/adapters/fixtures/sessionlookup -run TestSameConsumerContractWithBothAdapters -v -count=1; printf "exit=%s\n" "$?". Показать file/fixed normal,error,idle_equal,unknown,revoked — это реальные subtests одного consumer.</w:t>
+        <w:t>Команды / действия: git rev-parse HEAD; go -C services/iam test ./internal/adapters/fixtures/sessionlookup -run TestSameConsumerContractWithBothAdapters -v -count=1; printf "exit=%s\n" "$?". Показать file/fixed normal,error,idle_equal,unknown,revoked — это реальные subtests одного consumer.</w:t>
       </w:r>
     </w:p>
     <w:p>
@@ -2681,7 +3188,7 @@
     </w:p>
     <w:p>
       <w:r>
-        <w:t>4. Собственные PR12–18, GitSHA/CI/logs/digests из evidence/index.json. Участок owner Дмитрий Карачебан; агентное исполнение Codex; независимый human review не проведён.</w:t>
+        <w:t>4. Собственные PR12–18, GitSHA/CI/logs/digests из evidence/index.json. Участок owner Дмитрий Карачебан; агентное исполнение Codex; техническое ревью Tim1hik проведено с объявленной делегацией, личные учебные действия не засвидетельствованы.</w:t>
       </w:r>
     </w:p>
     <w:p>
